--- a/templates/davo-ariza-yoshgacha-taminot.ru.docx
+++ b/templates/davo-ariza-yoshgacha-taminot.ru.docx
@@ -4,35 +4,8 @@
   <w:body>
     <w:p>
       <w:pPr>
-        <w:spacing w:after="80"/>
-        <w:jc w:val="right"/>
-      </w:pPr>
-      <w:r>
-        <w:rPr>
-          <w:rFonts w:ascii="Times New Roman" w:cs="Times New Roman" w:eastAsia="Times New Roman" w:hAnsi="Times New Roman"/>
-          <w:sz w:val="24"/>
-          <w:szCs w:val="24"/>
-        </w:rPr>
-        <w:t xml:space="preserve">Председателю межрайонного суда по гражданским делам {{court_name}} {{judge_name}}</w:t>
-      </w:r>
-    </w:p>
-    <w:p>
-      <w:pPr>
-        <w:spacing w:after="80"/>
-        <w:jc w:val="left"/>
-      </w:pPr>
-      <w:r>
-        <w:rPr>
-          <w:rFonts w:ascii="Times New Roman" w:cs="Times New Roman" w:eastAsia="Times New Roman" w:hAnsi="Times New Roman"/>
-          <w:sz w:val="24"/>
-          <w:szCs w:val="24"/>
-        </w:rPr>
-        <w:t xml:space="preserve"/>
-      </w:r>
-    </w:p>
-    <w:p>
-      <w:pPr>
-        <w:spacing w:after="80"/>
+        <w:spacing w:after="0"/>
+        <w:ind w:left="5400"/>
         <w:jc w:val="left"/>
       </w:pPr>
       <w:r>
@@ -40,65 +13,18 @@
           <w:rFonts w:ascii="Times New Roman" w:cs="Times New Roman" w:eastAsia="Times New Roman" w:hAnsi="Times New Roman"/>
           <w:b/>
           <w:bCs/>
-          <w:sz w:val="24"/>
-          <w:szCs w:val="24"/>
-        </w:rPr>
-        <w:t xml:space="preserve">Истец: </w:t>
-      </w:r>
-      <w:r>
-        <w:rPr>
-          <w:rFonts w:ascii="Times New Roman" w:cs="Times New Roman" w:eastAsia="Times New Roman" w:hAnsi="Times New Roman"/>
-          <w:sz w:val="24"/>
-          <w:szCs w:val="24"/>
-        </w:rPr>
-        <w:t xml:space="preserve">{{plaintiff_fio}}</w:t>
-      </w:r>
-    </w:p>
-    <w:p>
-      <w:pPr>
-        <w:spacing w:after="80"/>
-        <w:jc w:val="left"/>
-      </w:pPr>
-      <w:r>
-        <w:rPr>
-          <w:rFonts w:ascii="Times New Roman" w:cs="Times New Roman" w:eastAsia="Times New Roman" w:hAnsi="Times New Roman"/>
-          <w:sz w:val="24"/>
-          <w:szCs w:val="24"/>
-        </w:rPr>
-        <w:t xml:space="preserve">{{plaintiff_address}}</w:t>
-      </w:r>
-    </w:p>
-    <w:p>
-      <w:pPr>
-        <w:spacing w:after="80"/>
-        <w:jc w:val="left"/>
-      </w:pPr>
-      <w:r>
-        <w:rPr>
-          <w:rFonts w:ascii="Times New Roman" w:cs="Times New Roman" w:eastAsia="Times New Roman" w:hAnsi="Times New Roman"/>
-          <w:sz w:val="24"/>
-          <w:szCs w:val="24"/>
-        </w:rPr>
-        <w:t xml:space="preserve">Телефон: {{plaintiff_phone}}</w:t>
-      </w:r>
-    </w:p>
-    <w:p>
-      <w:pPr>
-        <w:spacing w:after="80"/>
-        <w:jc w:val="left"/>
-      </w:pPr>
-      <w:r>
-        <w:rPr>
-          <w:rFonts w:ascii="Times New Roman" w:cs="Times New Roman" w:eastAsia="Times New Roman" w:hAnsi="Times New Roman"/>
-          <w:sz w:val="24"/>
-          <w:szCs w:val="24"/>
-        </w:rPr>
-        <w:t xml:space="preserve"/>
-      </w:r>
-    </w:p>
-    <w:p>
-      <w:pPr>
-        <w:spacing w:after="80"/>
+          <w:i/>
+          <w:iCs/>
+          <w:sz w:val="24"/>
+          <w:szCs w:val="24"/>
+        </w:rPr>
+        <w:t xml:space="preserve">Председателю межрайонного суда по гражданским делам {{court_name}}</w:t>
+      </w:r>
+    </w:p>
+    <w:p>
+      <w:pPr>
+        <w:spacing w:after="80"/>
+        <w:ind w:left="5400"/>
         <w:jc w:val="left"/>
       </w:pPr>
       <w:r>
@@ -106,46 +32,12 @@
           <w:rFonts w:ascii="Times New Roman" w:cs="Times New Roman" w:eastAsia="Times New Roman" w:hAnsi="Times New Roman"/>
           <w:b/>
           <w:bCs/>
-          <w:sz w:val="24"/>
-          <w:szCs w:val="24"/>
-        </w:rPr>
-        <w:t xml:space="preserve">Ответчик: </w:t>
-      </w:r>
-      <w:r>
-        <w:rPr>
-          <w:rFonts w:ascii="Times New Roman" w:cs="Times New Roman" w:eastAsia="Times New Roman" w:hAnsi="Times New Roman"/>
-          <w:sz w:val="24"/>
-          <w:szCs w:val="24"/>
-        </w:rPr>
-        <w:t xml:space="preserve">{{defendant_fio}}</w:t>
-      </w:r>
-    </w:p>
-    <w:p>
-      <w:pPr>
-        <w:spacing w:after="80"/>
-        <w:jc w:val="left"/>
-      </w:pPr>
-      <w:r>
-        <w:rPr>
-          <w:rFonts w:ascii="Times New Roman" w:cs="Times New Roman" w:eastAsia="Times New Roman" w:hAnsi="Times New Roman"/>
-          <w:sz w:val="24"/>
-          <w:szCs w:val="24"/>
-        </w:rPr>
-        <w:t xml:space="preserve">{{defendant_address}}</w:t>
-      </w:r>
-    </w:p>
-    <w:p>
-      <w:pPr>
-        <w:spacing w:after="80"/>
-        <w:jc w:val="left"/>
-      </w:pPr>
-      <w:r>
-        <w:rPr>
-          <w:rFonts w:ascii="Times New Roman" w:cs="Times New Roman" w:eastAsia="Times New Roman" w:hAnsi="Times New Roman"/>
-          <w:sz w:val="24"/>
-          <w:szCs w:val="24"/>
-        </w:rPr>
-        <w:t xml:space="preserve">Телефон: {{defendant_phone}}</w:t>
+          <w:i/>
+          <w:iCs/>
+          <w:sz w:val="24"/>
+          <w:szCs w:val="24"/>
+        </w:rPr>
+        <w:t xml:space="preserve">{{judge_name}}</w:t>
       </w:r>
     </w:p>
     <w:p>
@@ -164,9 +56,16 @@
     </w:p>
     <w:p>
       <w:pPr>
-        <w:spacing w:after="80"/>
-        <w:jc w:val="center"/>
-      </w:pPr>
+        <w:tabs>
+          <w:tab w:val="right" w:pos="5120"/>
+          <w:tab w:val="left" w:pos="5400"/>
+        </w:tabs>
+        <w:spacing w:after="0"/>
+        <w:jc w:val="left"/>
+      </w:pPr>
+      <w:r>
+        <w:tab/>
+      </w:r>
       <w:r>
         <w:rPr>
           <w:rFonts w:ascii="Times New Roman" w:cs="Times New Roman" w:eastAsia="Times New Roman" w:hAnsi="Times New Roman"/>
@@ -175,6 +74,185 @@
           <w:sz w:val="24"/>
           <w:szCs w:val="24"/>
         </w:rPr>
+        <w:t xml:space="preserve">Истец:</w:t>
+      </w:r>
+      <w:r>
+        <w:tab/>
+      </w:r>
+      <w:r>
+        <w:rPr>
+          <w:rFonts w:ascii="Times New Roman" w:cs="Times New Roman" w:eastAsia="Times New Roman" w:hAnsi="Times New Roman"/>
+          <w:sz w:val="24"/>
+          <w:szCs w:val="24"/>
+        </w:rPr>
+        <w:t xml:space="preserve">{{plaintiff_fio}}</w:t>
+      </w:r>
+    </w:p>
+    <w:p>
+      <w:pPr>
+        <w:spacing w:after="0"/>
+        <w:ind w:left="5400"/>
+        <w:jc w:val="left"/>
+      </w:pPr>
+      <w:r>
+        <w:rPr>
+          <w:rFonts w:ascii="Times New Roman" w:cs="Times New Roman" w:eastAsia="Times New Roman" w:hAnsi="Times New Roman"/>
+          <w:sz w:val="24"/>
+          <w:szCs w:val="24"/>
+        </w:rPr>
+        <w:t xml:space="preserve">{{plaintiff_address_line1}}</w:t>
+      </w:r>
+    </w:p>
+    <w:p>
+      <w:pPr>
+        <w:spacing w:after="0"/>
+        <w:ind w:left="5400"/>
+        <w:jc w:val="left"/>
+      </w:pPr>
+      <w:r>
+        <w:rPr>
+          <w:rFonts w:ascii="Times New Roman" w:cs="Times New Roman" w:eastAsia="Times New Roman" w:hAnsi="Times New Roman"/>
+          <w:sz w:val="24"/>
+          <w:szCs w:val="24"/>
+        </w:rPr>
+        <w:t xml:space="preserve">{{plaintiff_address_line2}}</w:t>
+      </w:r>
+    </w:p>
+    <w:p>
+      <w:pPr>
+        <w:spacing w:after="80"/>
+        <w:ind w:left="5400"/>
+        <w:jc w:val="left"/>
+      </w:pPr>
+      <w:r>
+        <w:rPr>
+          <w:rFonts w:ascii="Times New Roman" w:cs="Times New Roman" w:eastAsia="Times New Roman" w:hAnsi="Times New Roman"/>
+          <w:sz w:val="24"/>
+          <w:szCs w:val="24"/>
+        </w:rPr>
+        <w:t xml:space="preserve">Телефон: {{plaintiff_phone}}</w:t>
+      </w:r>
+    </w:p>
+    <w:p>
+      <w:pPr>
+        <w:spacing w:after="80"/>
+        <w:jc w:val="left"/>
+      </w:pPr>
+      <w:r>
+        <w:rPr>
+          <w:rFonts w:ascii="Times New Roman" w:cs="Times New Roman" w:eastAsia="Times New Roman" w:hAnsi="Times New Roman"/>
+          <w:sz w:val="24"/>
+          <w:szCs w:val="24"/>
+        </w:rPr>
+        <w:t xml:space="preserve"/>
+      </w:r>
+    </w:p>
+    <w:p>
+      <w:pPr>
+        <w:tabs>
+          <w:tab w:val="right" w:pos="5120"/>
+          <w:tab w:val="left" w:pos="5400"/>
+        </w:tabs>
+        <w:spacing w:after="0"/>
+        <w:jc w:val="left"/>
+      </w:pPr>
+      <w:r>
+        <w:tab/>
+      </w:r>
+      <w:r>
+        <w:rPr>
+          <w:rFonts w:ascii="Times New Roman" w:cs="Times New Roman" w:eastAsia="Times New Roman" w:hAnsi="Times New Roman"/>
+          <w:b/>
+          <w:bCs/>
+          <w:sz w:val="24"/>
+          <w:szCs w:val="24"/>
+        </w:rPr>
+        <w:t xml:space="preserve">Ответчик:</w:t>
+      </w:r>
+      <w:r>
+        <w:tab/>
+      </w:r>
+      <w:r>
+        <w:rPr>
+          <w:rFonts w:ascii="Times New Roman" w:cs="Times New Roman" w:eastAsia="Times New Roman" w:hAnsi="Times New Roman"/>
+          <w:sz w:val="24"/>
+          <w:szCs w:val="24"/>
+        </w:rPr>
+        <w:t xml:space="preserve">{{defendant_fio}}</w:t>
+      </w:r>
+    </w:p>
+    <w:p>
+      <w:pPr>
+        <w:spacing w:after="0"/>
+        <w:ind w:left="5400"/>
+        <w:jc w:val="left"/>
+      </w:pPr>
+      <w:r>
+        <w:rPr>
+          <w:rFonts w:ascii="Times New Roman" w:cs="Times New Roman" w:eastAsia="Times New Roman" w:hAnsi="Times New Roman"/>
+          <w:sz w:val="24"/>
+          <w:szCs w:val="24"/>
+        </w:rPr>
+        <w:t xml:space="preserve">{{defendant_address_line1}}</w:t>
+      </w:r>
+    </w:p>
+    <w:p>
+      <w:pPr>
+        <w:spacing w:after="0"/>
+        <w:ind w:left="5400"/>
+        <w:jc w:val="left"/>
+      </w:pPr>
+      <w:r>
+        <w:rPr>
+          <w:rFonts w:ascii="Times New Roman" w:cs="Times New Roman" w:eastAsia="Times New Roman" w:hAnsi="Times New Roman"/>
+          <w:sz w:val="24"/>
+          <w:szCs w:val="24"/>
+        </w:rPr>
+        <w:t xml:space="preserve">{{defendant_address_line2}}</w:t>
+      </w:r>
+    </w:p>
+    <w:p>
+      <w:pPr>
+        <w:spacing w:after="80"/>
+        <w:ind w:left="5400"/>
+        <w:jc w:val="left"/>
+      </w:pPr>
+      <w:r>
+        <w:rPr>
+          <w:rFonts w:ascii="Times New Roman" w:cs="Times New Roman" w:eastAsia="Times New Roman" w:hAnsi="Times New Roman"/>
+          <w:sz w:val="24"/>
+          <w:szCs w:val="24"/>
+        </w:rPr>
+        <w:t xml:space="preserve">Телефон: {{defendant_phone}}</w:t>
+      </w:r>
+    </w:p>
+    <w:p>
+      <w:pPr>
+        <w:spacing w:after="80"/>
+        <w:jc w:val="left"/>
+      </w:pPr>
+      <w:r>
+        <w:rPr>
+          <w:rFonts w:ascii="Times New Roman" w:cs="Times New Roman" w:eastAsia="Times New Roman" w:hAnsi="Times New Roman"/>
+          <w:sz w:val="24"/>
+          <w:szCs w:val="24"/>
+        </w:rPr>
+        <w:t xml:space="preserve"/>
+      </w:r>
+    </w:p>
+    <w:p>
+      <w:pPr>
+        <w:spacing w:after="0"/>
+        <w:jc w:val="center"/>
+      </w:pPr>
+      <w:r>
+        <w:rPr>
+          <w:rFonts w:ascii="Times New Roman" w:cs="Times New Roman" w:eastAsia="Times New Roman" w:hAnsi="Times New Roman"/>
+          <w:b/>
+          <w:bCs/>
+          <w:sz w:val="24"/>
+          <w:szCs w:val="24"/>
+        </w:rPr>
         <w:t xml:space="preserve">ИСКОВОЕ ЗАЯВЛЕНИЕ</w:t>
       </w:r>
     </w:p>
@@ -210,7 +288,8 @@
     </w:p>
     <w:p>
       <w:pPr>
-        <w:spacing w:after="80"/>
+        <w:spacing w:after="0"/>
+        <w:ind w:firstLine="720"/>
         <w:jc w:val="both"/>
       </w:pPr>
       <w:r>
@@ -219,26 +298,13 @@
           <w:sz w:val="24"/>
           <w:szCs w:val="24"/>
         </w:rPr>
-        <w:t xml:space="preserve">Я, {{plaintiff_fio}}, и ответчик {{defendant_fio}} заключили законный брак {{marriage_date}}.</w:t>
-      </w:r>
-    </w:p>
-    <w:p>
-      <w:pPr>
-        <w:spacing w:after="80"/>
-        <w:jc w:val="left"/>
-      </w:pPr>
-      <w:r>
-        <w:rPr>
-          <w:rFonts w:ascii="Times New Roman" w:cs="Times New Roman" w:eastAsia="Times New Roman" w:hAnsi="Times New Roman"/>
-          <w:sz w:val="24"/>
-          <w:szCs w:val="24"/>
-        </w:rPr>
-        <w:t xml:space="preserve"/>
-      </w:r>
-    </w:p>
-    <w:p>
-      <w:pPr>
-        <w:spacing w:after="80"/>
+        <w:t xml:space="preserve">Я, {{plaintiff_fio}}, и ответчик {{defendant_fio}} заключили законный брак {{marriage_day}} {{marriage_month}} {{marriage_year}} года.</w:t>
+      </w:r>
+    </w:p>
+    <w:p>
+      <w:pPr>
+        <w:spacing w:after="0"/>
+        <w:ind w:firstLine="720"/>
         <w:jc w:val="both"/>
       </w:pPr>
       <w:r>
@@ -247,26 +313,13 @@
           <w:sz w:val="24"/>
           <w:szCs w:val="24"/>
         </w:rPr>
-        <w:t xml:space="preserve">От совместной жизни имеется {{children_count}} ребёнок(ков), родившийся(иеся) {{children_birth_date}} — {{children_names}}.</w:t>
-      </w:r>
-    </w:p>
-    <w:p>
-      <w:pPr>
-        <w:spacing w:after="80"/>
-        <w:jc w:val="left"/>
-      </w:pPr>
-      <w:r>
-        <w:rPr>
-          <w:rFonts w:ascii="Times New Roman" w:cs="Times New Roman" w:eastAsia="Times New Roman" w:hAnsi="Times New Roman"/>
-          <w:sz w:val="24"/>
-          <w:szCs w:val="24"/>
-        </w:rPr>
-        <w:t xml:space="preserve"/>
-      </w:r>
-    </w:p>
-    <w:p>
-      <w:pPr>
-        <w:spacing w:after="80"/>
+        <w:t xml:space="preserve">{{children_block}}</w:t>
+      </w:r>
+    </w:p>
+    <w:p>
+      <w:pPr>
+        <w:spacing w:after="0"/>
+        <w:ind w:firstLine="720"/>
         <w:jc w:val="both"/>
       </w:pPr>
       <w:r>
@@ -275,26 +328,13 @@
           <w:sz w:val="24"/>
           <w:szCs w:val="24"/>
         </w:rPr>
-        <w:t xml:space="preserve">Вследствие разногласий с ответчиком мы не проживаем совместно с {{separation_date}}.</w:t>
-      </w:r>
-    </w:p>
-    <w:p>
-      <w:pPr>
-        <w:spacing w:after="80"/>
-        <w:jc w:val="left"/>
-      </w:pPr>
-      <w:r>
-        <w:rPr>
-          <w:rFonts w:ascii="Times New Roman" w:cs="Times New Roman" w:eastAsia="Times New Roman" w:hAnsi="Times New Roman"/>
-          <w:sz w:val="24"/>
-          <w:szCs w:val="24"/>
-        </w:rPr>
-        <w:t xml:space="preserve"/>
-      </w:r>
-    </w:p>
-    <w:p>
-      <w:pPr>
-        <w:spacing w:after="80"/>
+        <w:t xml:space="preserve">Вследствие разногласий с ответчиком мы не проживаем совместно с {{separation_month}} {{separation_year}} года.</w:t>
+      </w:r>
+    </w:p>
+    <w:p>
+      <w:pPr>
+        <w:spacing w:after="0"/>
+        <w:ind w:firstLine="720"/>
         <w:jc w:val="both"/>
       </w:pPr>
       <w:r>
@@ -309,20 +349,7 @@
     <w:p>
       <w:pPr>
         <w:spacing w:after="80"/>
-        <w:jc w:val="left"/>
-      </w:pPr>
-      <w:r>
-        <w:rPr>
-          <w:rFonts w:ascii="Times New Roman" w:cs="Times New Roman" w:eastAsia="Times New Roman" w:hAnsi="Times New Roman"/>
-          <w:sz w:val="24"/>
-          <w:szCs w:val="24"/>
-        </w:rPr>
-        <w:t xml:space="preserve"/>
-      </w:r>
-    </w:p>
-    <w:p>
-      <w:pPr>
-        <w:spacing w:after="80"/>
+        <w:ind w:firstLine="720"/>
         <w:jc w:val="both"/>
       </w:pPr>
       <w:r>
@@ -391,15 +418,15 @@
           <w:sz w:val="24"/>
           <w:szCs w:val="24"/>
         </w:rPr>
-        <w:t xml:space="preserve">Истец: </w:t>
-      </w:r>
-      <w:r>
-        <w:rPr>
-          <w:rFonts w:ascii="Times New Roman" w:cs="Times New Roman" w:eastAsia="Times New Roman" w:hAnsi="Times New Roman"/>
-          <w:sz w:val="24"/>
-          <w:szCs w:val="24"/>
-        </w:rPr>
-        <w:t xml:space="preserve">_________ (подпись)            </w:t>
+        <w:t xml:space="preserve">Истец:</w:t>
+      </w:r>
+      <w:r>
+        <w:rPr>
+          <w:rFonts w:ascii="Times New Roman" w:cs="Times New Roman" w:eastAsia="Times New Roman" w:hAnsi="Times New Roman"/>
+          <w:sz w:val="24"/>
+          <w:szCs w:val="24"/>
+        </w:rPr>
+        <w:t xml:space="preserve">                 (подпись)        </w:t>
       </w:r>
       <w:r>
         <w:rPr>
@@ -428,150 +455,26 @@
     </w:p>
     <w:p>
       <w:pPr>
-        <w:spacing w:after="80"/>
-        <w:jc w:val="left"/>
-      </w:pPr>
-      <w:r>
-        <w:rPr>
-          <w:rFonts w:ascii="Times New Roman" w:cs="Times New Roman" w:eastAsia="Times New Roman" w:hAnsi="Times New Roman"/>
+        <w:spacing w:after="0"/>
+        <w:jc w:val="left"/>
+      </w:pPr>
+      <w:r>
+        <w:rPr>
+          <w:rFonts w:ascii="Times New Roman" w:cs="Times New Roman" w:eastAsia="Times New Roman" w:hAnsi="Times New Roman"/>
+          <w:b/>
+          <w:bCs/>
           <w:i/>
           <w:iCs/>
           <w:sz w:val="24"/>
           <w:szCs w:val="24"/>
         </w:rPr>
-        <w:t xml:space="preserve">К заявлению должны быть приложены следующие документы:</w:t>
-      </w:r>
-    </w:p>
-    <w:p>
-      <w:pPr>
-        <w:spacing w:after="80"/>
-        <w:jc w:val="left"/>
-      </w:pPr>
-      <w:r>
-        <w:rPr>
-          <w:rFonts w:ascii="Times New Roman" w:cs="Times New Roman" w:eastAsia="Times New Roman" w:hAnsi="Times New Roman"/>
-          <w:sz w:val="24"/>
-          <w:szCs w:val="24"/>
-        </w:rPr>
-        <w:t xml:space="preserve">— Исковое заявление в двух экземплярах;</w:t>
-      </w:r>
-    </w:p>
-    <w:p>
-      <w:pPr>
-        <w:spacing w:after="80"/>
-        <w:jc w:val="left"/>
-      </w:pPr>
-      <w:r>
-        <w:rPr>
-          <w:rFonts w:ascii="Times New Roman" w:cs="Times New Roman" w:eastAsia="Times New Roman" w:hAnsi="Times New Roman"/>
-          <w:sz w:val="24"/>
-          <w:szCs w:val="24"/>
-        </w:rPr>
-        <w:t xml:space="preserve">— Копии паспортов сторон;</w:t>
-      </w:r>
-    </w:p>
-    <w:p>
-      <w:pPr>
-        <w:spacing w:after="80"/>
-        <w:jc w:val="left"/>
-      </w:pPr>
-      <w:r>
-        <w:rPr>
-          <w:rFonts w:ascii="Times New Roman" w:cs="Times New Roman" w:eastAsia="Times New Roman" w:hAnsi="Times New Roman"/>
-          <w:sz w:val="24"/>
-          <w:szCs w:val="24"/>
-        </w:rPr>
-        <w:t xml:space="preserve">— Копия свидетельства о браке;</w:t>
-      </w:r>
-    </w:p>
-    <w:p>
-      <w:pPr>
-        <w:spacing w:after="80"/>
-        <w:jc w:val="left"/>
-      </w:pPr>
-      <w:r>
-        <w:rPr>
-          <w:rFonts w:ascii="Times New Roman" w:cs="Times New Roman" w:eastAsia="Times New Roman" w:hAnsi="Times New Roman"/>
-          <w:sz w:val="24"/>
-          <w:szCs w:val="24"/>
-        </w:rPr>
-        <w:t xml:space="preserve">— Копия свидетельства о рождении детей;</w:t>
-      </w:r>
-    </w:p>
-    <w:p>
-      <w:pPr>
-        <w:spacing w:after="80"/>
-        <w:jc w:val="left"/>
-      </w:pPr>
-      <w:r>
-        <w:rPr>
-          <w:rFonts w:ascii="Times New Roman" w:cs="Times New Roman" w:eastAsia="Times New Roman" w:hAnsi="Times New Roman"/>
-          <w:sz w:val="24"/>
-          <w:szCs w:val="24"/>
-        </w:rPr>
-        <w:t xml:space="preserve">— Квитанция об оплате почтовых расходов.</w:t>
-      </w:r>
-    </w:p>
-    <w:p>
-      <w:pPr>
-        <w:spacing w:after="80"/>
-        <w:jc w:val="left"/>
-      </w:pPr>
-      <w:r>
-        <w:rPr>
-          <w:rFonts w:ascii="Times New Roman" w:cs="Times New Roman" w:eastAsia="Times New Roman" w:hAnsi="Times New Roman"/>
-          <w:sz w:val="24"/>
-          <w:szCs w:val="24"/>
-        </w:rPr>
-        <w:t xml:space="preserve"/>
-      </w:r>
-    </w:p>
-    <w:p>
-      <w:pPr>
-        <w:spacing w:after="80"/>
-        <w:jc w:val="left"/>
-      </w:pPr>
-      <w:r>
-        <w:rPr>
-          <w:rFonts w:ascii="Times New Roman" w:cs="Times New Roman" w:eastAsia="Times New Roman" w:hAnsi="Times New Roman"/>
-          <w:sz w:val="24"/>
-          <w:szCs w:val="24"/>
-        </w:rPr>
-        <w:t xml:space="preserve"/>
-      </w:r>
-    </w:p>
-    <w:p>
-      <w:pPr>
-        <w:spacing w:after="80"/>
-        <w:jc w:val="center"/>
-      </w:pPr>
-      <w:r>
-        <w:rPr>
-          <w:rFonts w:ascii="Times New Roman" w:cs="Times New Roman" w:eastAsia="Times New Roman" w:hAnsi="Times New Roman"/>
-          <w:sz w:val="24"/>
-          <w:szCs w:val="24"/>
-        </w:rPr>
-        <w:t xml:space="preserve">────────────────────────────</w:t>
-      </w:r>
-    </w:p>
-    <w:p>
-      <w:pPr>
-        <w:spacing w:after="80"/>
-        <w:jc w:val="center"/>
-      </w:pPr>
-      <w:r>
-        <w:rPr>
-          <w:rFonts w:ascii="Times New Roman" w:cs="Times New Roman" w:eastAsia="Times New Roman" w:hAnsi="Times New Roman"/>
-          <w:sz w:val="24"/>
-          <w:szCs w:val="24"/>
-        </w:rPr>
-        <w:t xml:space="preserve">{{%qr_code}}</w:t>
-      </w:r>
-    </w:p>
-    <w:p>
-      <w:pPr>
-        <w:spacing w:after="80"/>
-        <w:jc w:val="center"/>
+        <w:t xml:space="preserve">К заявлению должны быть приложены следующие документы.</w:t>
+      </w:r>
+    </w:p>
+    <w:p>
+      <w:pPr>
+        <w:spacing w:after="0"/>
+        <w:jc w:val="left"/>
       </w:pPr>
       <w:r>
         <w:rPr>
@@ -581,12 +484,76 @@
           <w:sz w:val="24"/>
           <w:szCs w:val="24"/>
         </w:rPr>
-        <w:t xml:space="preserve">Отсканируйте QR-код, чтобы скачать документ</w:t>
+        <w:t xml:space="preserve">-Исковое заявление в двух экземплярах;</w:t>
+      </w:r>
+    </w:p>
+    <w:p>
+      <w:pPr>
+        <w:spacing w:after="0"/>
+        <w:jc w:val="left"/>
+      </w:pPr>
+      <w:r>
+        <w:rPr>
+          <w:rFonts w:ascii="Times New Roman" w:cs="Times New Roman" w:eastAsia="Times New Roman" w:hAnsi="Times New Roman"/>
+          <w:i/>
+          <w:iCs/>
+          <w:sz w:val="24"/>
+          <w:szCs w:val="24"/>
+        </w:rPr>
+        <w:t xml:space="preserve">-Копии паспортов сторон;</w:t>
+      </w:r>
+    </w:p>
+    <w:p>
+      <w:pPr>
+        <w:spacing w:after="0"/>
+        <w:jc w:val="left"/>
+      </w:pPr>
+      <w:r>
+        <w:rPr>
+          <w:rFonts w:ascii="Times New Roman" w:cs="Times New Roman" w:eastAsia="Times New Roman" w:hAnsi="Times New Roman"/>
+          <w:i/>
+          <w:iCs/>
+          <w:sz w:val="24"/>
+          <w:szCs w:val="24"/>
+        </w:rPr>
+        <w:t xml:space="preserve">-Копия свидетельства о браке;</w:t>
+      </w:r>
+    </w:p>
+    <w:p>
+      <w:pPr>
+        <w:spacing w:after="0"/>
+        <w:jc w:val="left"/>
+      </w:pPr>
+      <w:r>
+        <w:rPr>
+          <w:rFonts w:ascii="Times New Roman" w:cs="Times New Roman" w:eastAsia="Times New Roman" w:hAnsi="Times New Roman"/>
+          <w:i/>
+          <w:iCs/>
+          <w:sz w:val="24"/>
+          <w:szCs w:val="24"/>
+        </w:rPr>
+        <w:t xml:space="preserve">-Копия свидетельства о рождении детей;</w:t>
+      </w:r>
+    </w:p>
+    <w:p>
+      <w:pPr>
+        <w:spacing w:after="80"/>
+        <w:jc w:val="left"/>
+      </w:pPr>
+      <w:r>
+        <w:rPr>
+          <w:rFonts w:ascii="Times New Roman" w:cs="Times New Roman" w:eastAsia="Times New Roman" w:hAnsi="Times New Roman"/>
+          <w:i/>
+          <w:iCs/>
+          <w:sz w:val="24"/>
+          <w:szCs w:val="24"/>
+        </w:rPr>
+        <w:t xml:space="preserve">-Квитанция об оплате почтовых расходов.</w:t>
       </w:r>
     </w:p>
     <w:sectPr>
       <w:pgSz w:w="11906" w:h="16838" w:orient="portrait"/>
-      <w:pgMar w:top="1440" w:right="1440" w:bottom="1440" w:left="1440" w:header="708" w:footer="708" w:gutter="0"/>
+      <w:pgMar w:top="1440" w:right="1100" w:bottom="1440" w:left="1100" w:header="708" w:footer="708" w:gutter="0"/>
       <w:pgNumType/>
       <w:docGrid w:linePitch="360"/>
     </w:sectPr>

--- a/templates/davo-ariza-yoshgacha-taminot.ru.docx
+++ b/templates/davo-ariza-yoshgacha-taminot.ru.docx
@@ -61,6 +61,7 @@
           <w:tab w:val="left" w:pos="5400"/>
         </w:tabs>
         <w:spacing w:after="0"/>
+        <w:ind w:left="5400" w:hanging="5400"/>
         <w:jc w:val="left"/>
       </w:pPr>
       <w:r>
@@ -74,7 +75,7 @@
           <w:sz w:val="24"/>
           <w:szCs w:val="24"/>
         </w:rPr>
-        <w:t xml:space="preserve">Истец:</w:t>
+        <w:t xml:space="preserve">Заявитель:</w:t>
       </w:r>
       <w:r>
         <w:tab/>
@@ -154,6 +155,7 @@
           <w:tab w:val="left" w:pos="5400"/>
         </w:tabs>
         <w:spacing w:after="0"/>
+        <w:ind w:left="5400" w:hanging="5400"/>
         <w:jc w:val="left"/>
       </w:pPr>
       <w:r>
@@ -418,7 +420,7 @@
           <w:sz w:val="24"/>
           <w:szCs w:val="24"/>
         </w:rPr>
-        <w:t xml:space="preserve">Истец:</w:t>
+        <w:t xml:space="preserve">Заявитель:</w:t>
       </w:r>
       <w:r>
         <w:rPr>

--- a/templates/davo-ariza-yoshgacha-taminot.ru.docx
+++ b/templates/davo-ariza-yoshgacha-taminot.ru.docx
@@ -271,7 +271,7 @@
           <w:sz w:val="24"/>
           <w:szCs w:val="24"/>
         </w:rPr>
-        <w:t xml:space="preserve">(О ВЗЫСКАНИИ СОДЕРЖАНИЯ ДО СОВЕРШЕННОЛЕТИЯ)</w:t>
+        <w:t xml:space="preserve">(О ВЗЫСКАНИИ СОДЕРЖАНИЯ ДО 3 ЛЕТ)</w:t>
       </w:r>
     </w:p>
     <w:p>
